--- a/tests/corpus/korvane/files/ops/customs_procedures_eu_uk_2024.docx
+++ b/tests/corpus/korvane/files/ops/customs_procedures_eu_uk_2024.docx
@@ -68,6 +68,9 @@
         <w:gridCol w:w="2880"/>
       </w:tblGrid>
       <w:tr>
+        <w:trPr>
+          <w:cantSplit/>
+        </w:trPr>
         <w:tc>
           <w:tcPr>
             <w:tcW w:type="dxa" w:w="2880"/>
@@ -109,6 +112,9 @@
         </w:tc>
       </w:tr>
       <w:tr>
+        <w:trPr>
+          <w:cantSplit/>
+        </w:trPr>
         <w:tc>
           <w:tcPr>
             <w:tcW w:type="dxa" w:w="2880"/>
@@ -141,6 +147,9 @@
         </w:tc>
       </w:tr>
       <w:tr>
+        <w:trPr>
+          <w:cantSplit/>
+        </w:trPr>
         <w:tc>
           <w:tcPr>
             <w:tcW w:type="dxa" w:w="2880"/>
@@ -173,6 +182,9 @@
         </w:tc>
       </w:tr>
       <w:tr>
+        <w:trPr>
+          <w:cantSplit/>
+        </w:trPr>
         <w:tc>
           <w:tcPr>
             <w:tcW w:type="dxa" w:w="2880"/>
@@ -205,6 +217,9 @@
         </w:tc>
       </w:tr>
       <w:tr>
+        <w:trPr>
+          <w:cantSplit/>
+        </w:trPr>
         <w:tc>
           <w:tcPr>
             <w:tcW w:type="dxa" w:w="2880"/>
@@ -237,6 +252,9 @@
         </w:tc>
       </w:tr>
       <w:tr>
+        <w:trPr>
+          <w:cantSplit/>
+        </w:trPr>
         <w:tc>
           <w:tcPr>
             <w:tcW w:type="dxa" w:w="2880"/>
@@ -269,6 +287,9 @@
         </w:tc>
       </w:tr>
       <w:tr>
+        <w:trPr>
+          <w:cantSplit/>
+        </w:trPr>
         <w:tc>
           <w:tcPr>
             <w:tcW w:type="dxa" w:w="2880"/>
@@ -301,6 +322,9 @@
         </w:tc>
       </w:tr>
       <w:tr>
+        <w:trPr>
+          <w:cantSplit/>
+        </w:trPr>
         <w:tc>
           <w:tcPr>
             <w:tcW w:type="dxa" w:w="2880"/>
@@ -526,6 +550,9 @@
         <w:gridCol w:w="4320"/>
       </w:tblGrid>
       <w:tr>
+        <w:trPr>
+          <w:cantSplit/>
+        </w:trPr>
         <w:tc>
           <w:tcPr>
             <w:tcW w:type="dxa" w:w="4320"/>
@@ -554,6 +581,9 @@
         </w:tc>
       </w:tr>
       <w:tr>
+        <w:trPr>
+          <w:cantSplit/>
+        </w:trPr>
         <w:tc>
           <w:tcPr>
             <w:tcW w:type="dxa" w:w="4320"/>
@@ -576,6 +606,9 @@
         </w:tc>
       </w:tr>
       <w:tr>
+        <w:trPr>
+          <w:cantSplit/>
+        </w:trPr>
         <w:tc>
           <w:tcPr>
             <w:tcW w:type="dxa" w:w="4320"/>
@@ -598,6 +631,9 @@
         </w:tc>
       </w:tr>
       <w:tr>
+        <w:trPr>
+          <w:cantSplit/>
+        </w:trPr>
         <w:tc>
           <w:tcPr>
             <w:tcW w:type="dxa" w:w="4320"/>
@@ -620,6 +656,9 @@
         </w:tc>
       </w:tr>
       <w:tr>
+        <w:trPr>
+          <w:cantSplit/>
+        </w:trPr>
         <w:tc>
           <w:tcPr>
             <w:tcW w:type="dxa" w:w="4320"/>
@@ -642,6 +681,9 @@
         </w:tc>
       </w:tr>
       <w:tr>
+        <w:trPr>
+          <w:cantSplit/>
+        </w:trPr>
         <w:tc>
           <w:tcPr>
             <w:tcW w:type="dxa" w:w="4320"/>
@@ -664,6 +706,9 @@
         </w:tc>
       </w:tr>
       <w:tr>
+        <w:trPr>
+          <w:cantSplit/>
+        </w:trPr>
         <w:tc>
           <w:tcPr>
             <w:tcW w:type="dxa" w:w="4320"/>
@@ -686,6 +731,9 @@
         </w:tc>
       </w:tr>
       <w:tr>
+        <w:trPr>
+          <w:cantSplit/>
+        </w:trPr>
         <w:tc>
           <w:tcPr>
             <w:tcW w:type="dxa" w:w="4320"/>
@@ -708,6 +756,9 @@
         </w:tc>
       </w:tr>
       <w:tr>
+        <w:trPr>
+          <w:cantSplit/>
+        </w:trPr>
         <w:tc>
           <w:tcPr>
             <w:tcW w:type="dxa" w:w="4320"/>
